--- a/ЛР2/Отчет_ЛР2.docx
+++ b/ЛР2/Отчет_ЛР2.docx
@@ -49,6 +49,7 @@
           <w:sz w:val="28"/>
           <w:szCs w:val="28"/>
         </w:rPr>
+        <w:br w:type="textWrapping"/>
         <w:t xml:space="preserve">«Тульский государственный университет»</w:t>
       </w:r>
     </w:p>
